--- a/Course/1 Component 1 - Computer Systems/1.1 Processors, Input, Output and Storage/1.1.1 Structure and Function of the Processor/3 Worksheet (editable).docx
+++ b/Course/1 Component 1 - Computer Systems/1.1 Processors, Input, Output and Storage/1.1.1 Structure and Function of the Processor/3 Worksheet (editable).docx
@@ -7,62 +7,26 @@
         <w:pStyle w:val="Heading1"/>
       </w:pPr>
       <w:r>
+        <w:rPr>
+          <w:b w:val="0"/>
+          <w:i w:val="0"/>
+        </w:rPr>
         <w:t>Quiz — 1.1.1 Structure and Function of the Processor</w:t>
       </w:r>
     </w:p>
     <w:p>
       <w:r>
-        <w:t xml:space="preserve">Name: </w:t>
-      </w:r>
-      <w:r>
         <w:rPr>
-          <w:b/>
+          <w:b w:val="0"/>
+          <w:i w:val="0"/>
         </w:rPr>
-        <w:t>_</w:t>
-      </w:r>
-      <w:r>
-        <w:rPr>
-          <w:b/>
-        </w:rPr>
-        <w:t>_</w:t>
-      </w:r>
-      <w:r>
-        <w:rPr>
-          <w:b/>
-        </w:rPr>
-        <w:t>_</w:t>
-      </w:r>
-      <w:r>
-        <w:rPr>
-          <w:b/>
-        </w:rPr>
-        <w:t>_</w:t>
-      </w:r>
-      <w:r>
-        <w:rPr>
-          <w:b/>
-        </w:rPr>
-        <w:t xml:space="preserve">   Date: </w:t>
-      </w:r>
-      <w:r>
-        <w:rPr>
-          <w:b/>
-        </w:rPr>
-        <w:t>_</w:t>
-      </w:r>
-      <w:r>
-        <w:rPr>
-          <w:b/>
-        </w:rPr>
-        <w:t xml:space="preserve">_   Mark: </w:t>
-      </w:r>
-      <w:r>
-        <w:t>____ / 25</w:t>
+        <w:t>Name: ______________________   Date: __________   Mark: ______ / 25</w:t>
       </w:r>
     </w:p>
     <w:p>
       <w:r>
         <w:rPr>
+          <w:b w:val="0"/>
           <w:i/>
         </w:rPr>
         <w:t>OCR H446 · Component 01 · 1.1.1</w:t>
@@ -73,6 +37,10 @@
         <w:pStyle w:val="Heading2"/>
       </w:pPr>
       <w:r>
+        <w:rPr>
+          <w:b w:val="0"/>
+          <w:i w:val="0"/>
+        </w:rPr>
         <w:t>Section A — Multiple choice (8 marks)</w:t>
       </w:r>
     </w:p>
@@ -80,44 +48,74 @@
       <w:r>
         <w:rPr>
           <w:b/>
+          <w:i w:val="0"/>
         </w:rPr>
         <w:t>1.</w:t>
       </w:r>
       <w:r>
+        <w:rPr>
+          <w:b w:val="0"/>
+          <w:i w:val="0"/>
+        </w:rPr>
         <w:t xml:space="preserve"> Which register always holds the address of the </w:t>
       </w:r>
       <w:r>
         <w:rPr>
           <w:b/>
+          <w:i w:val="0"/>
         </w:rPr>
         <w:t>next</w:t>
       </w:r>
       <w:r>
+        <w:rPr>
+          <w:b w:val="0"/>
+          <w:i w:val="0"/>
+        </w:rPr>
         <w:t xml:space="preserve"> instruction to be fetched?</w:t>
       </w:r>
     </w:p>
     <w:p>
       <w:r>
+        <w:rPr>
+          <w:b w:val="0"/>
+          <w:i w:val="0"/>
+        </w:rPr>
         <w:t>A. MAR</w:t>
       </w:r>
     </w:p>
     <w:p>
       <w:r>
+        <w:rPr>
+          <w:b w:val="0"/>
+          <w:i w:val="0"/>
+        </w:rPr>
         <w:t>B. MDR</w:t>
       </w:r>
     </w:p>
     <w:p>
       <w:r>
+        <w:rPr>
+          <w:b w:val="0"/>
+          <w:i w:val="0"/>
+        </w:rPr>
         <w:t>C. PC</w:t>
       </w:r>
     </w:p>
     <w:p>
       <w:r>
+        <w:rPr>
+          <w:b w:val="0"/>
+          <w:i w:val="0"/>
+        </w:rPr>
         <w:t>D. CIR</w:t>
       </w:r>
     </w:p>
     <w:p>
       <w:r>
+        <w:rPr>
+          <w:b w:val="0"/>
+          <w:i w:val="0"/>
+        </w:rPr>
         <w:t>Your answer: ☐</w:t>
       </w:r>
     </w:p>
@@ -125,44 +123,74 @@
       <w:r>
         <w:rPr>
           <w:b/>
+          <w:i w:val="0"/>
         </w:rPr>
         <w:t>2.</w:t>
       </w:r>
       <w:r>
+        <w:rPr>
+          <w:b w:val="0"/>
+          <w:i w:val="0"/>
+        </w:rPr>
         <w:t xml:space="preserve"> Which register holds the </w:t>
       </w:r>
       <w:r>
         <w:rPr>
           <w:b/>
+          <w:i w:val="0"/>
         </w:rPr>
         <w:t>data or instruction</w:t>
       </w:r>
       <w:r>
+        <w:rPr>
+          <w:b w:val="0"/>
+          <w:i w:val="0"/>
+        </w:rPr>
         <w:t xml:space="preserve"> that has just been fetched from, or is about to be written to, memory?</w:t>
       </w:r>
     </w:p>
     <w:p>
       <w:r>
+        <w:rPr>
+          <w:b w:val="0"/>
+          <w:i w:val="0"/>
+        </w:rPr>
         <w:t>A. MAR</w:t>
       </w:r>
     </w:p>
     <w:p>
       <w:r>
+        <w:rPr>
+          <w:b w:val="0"/>
+          <w:i w:val="0"/>
+        </w:rPr>
         <w:t>B. MDR</w:t>
       </w:r>
     </w:p>
     <w:p>
       <w:r>
+        <w:rPr>
+          <w:b w:val="0"/>
+          <w:i w:val="0"/>
+        </w:rPr>
         <w:t>C. ACC</w:t>
       </w:r>
     </w:p>
     <w:p>
       <w:r>
+        <w:rPr>
+          <w:b w:val="0"/>
+          <w:i w:val="0"/>
+        </w:rPr>
         <w:t>D. CIR</w:t>
       </w:r>
     </w:p>
     <w:p>
       <w:r>
+        <w:rPr>
+          <w:b w:val="0"/>
+          <w:i w:val="0"/>
+        </w:rPr>
         <w:t>Your answer: ☐</w:t>
       </w:r>
     </w:p>
@@ -170,44 +198,74 @@
       <w:r>
         <w:rPr>
           <w:b/>
+          <w:i w:val="0"/>
         </w:rPr>
         <w:t>3.</w:t>
       </w:r>
       <w:r>
+        <w:rPr>
+          <w:b w:val="0"/>
+          <w:i w:val="0"/>
+        </w:rPr>
         <w:t xml:space="preserve"> The </w:t>
       </w:r>
       <w:r>
         <w:rPr>
           <w:b/>
+          <w:i w:val="0"/>
         </w:rPr>
         <w:t>address bus</w:t>
       </w:r>
       <w:r>
+        <w:rPr>
+          <w:b w:val="0"/>
+          <w:i w:val="0"/>
+        </w:rPr>
         <w:t xml:space="preserve"> is best described as:</w:t>
       </w:r>
     </w:p>
     <w:p>
       <w:r>
+        <w:rPr>
+          <w:b w:val="0"/>
+          <w:i w:val="0"/>
+        </w:rPr>
         <w:t>A. Bidirectional, carrying data and instructions</w:t>
       </w:r>
     </w:p>
     <w:p>
       <w:r>
+        <w:rPr>
+          <w:b w:val="0"/>
+          <w:i w:val="0"/>
+        </w:rPr>
         <w:t>B. Unidirectional, carrying memory addresses from the CPU to memory</w:t>
       </w:r>
     </w:p>
     <w:p>
       <w:r>
+        <w:rPr>
+          <w:b w:val="0"/>
+          <w:i w:val="0"/>
+        </w:rPr>
         <w:t>C. Bidirectional, carrying control signals</w:t>
       </w:r>
     </w:p>
     <w:p>
       <w:r>
+        <w:rPr>
+          <w:b w:val="0"/>
+          <w:i w:val="0"/>
+        </w:rPr>
         <w:t>D. Unidirectional, carrying data from memory to the CPU</w:t>
       </w:r>
     </w:p>
     <w:p>
       <w:r>
+        <w:rPr>
+          <w:b w:val="0"/>
+          <w:i w:val="0"/>
+        </w:rPr>
         <w:t>Your answer: ☐</w:t>
       </w:r>
     </w:p>
@@ -215,44 +273,74 @@
       <w:r>
         <w:rPr>
           <w:b/>
+          <w:i w:val="0"/>
         </w:rPr>
         <w:t>4.</w:t>
       </w:r>
       <w:r>
+        <w:rPr>
+          <w:b w:val="0"/>
+          <w:i w:val="0"/>
+        </w:rPr>
         <w:t xml:space="preserve"> During the </w:t>
       </w:r>
       <w:r>
         <w:rPr>
           <w:b/>
+          <w:i w:val="0"/>
         </w:rPr>
         <w:t>fetch</w:t>
       </w:r>
       <w:r>
+        <w:rPr>
+          <w:b w:val="0"/>
+          <w:i w:val="0"/>
+        </w:rPr>
         <w:t xml:space="preserve"> stage, immediately after the contents of the PC are copied to the MAR, what happens next?</w:t>
       </w:r>
     </w:p>
     <w:p>
       <w:r>
+        <w:rPr>
+          <w:b w:val="0"/>
+          <w:i w:val="0"/>
+        </w:rPr>
         <w:t>A. The instruction is decoded into opcode and operand</w:t>
       </w:r>
     </w:p>
     <w:p>
       <w:r>
+        <w:rPr>
+          <w:b w:val="0"/>
+          <w:i w:val="0"/>
+        </w:rPr>
         <w:t>B. The PC is reset to zero</w:t>
       </w:r>
     </w:p>
     <w:p>
       <w:r>
+        <w:rPr>
+          <w:b w:val="0"/>
+          <w:i w:val="0"/>
+        </w:rPr>
         <w:t>C. A read signal is sent on the control bus and the instruction returns via the data bus to the MDR</w:t>
       </w:r>
     </w:p>
     <w:p>
       <w:r>
+        <w:rPr>
+          <w:b w:val="0"/>
+          <w:i w:val="0"/>
+        </w:rPr>
         <w:t>D. The ALU performs the calculation and stores the result in the ACC</w:t>
       </w:r>
     </w:p>
     <w:p>
       <w:r>
+        <w:rPr>
+          <w:b w:val="0"/>
+          <w:i w:val="0"/>
+        </w:rPr>
         <w:t>Your answer: ☐</w:t>
       </w:r>
     </w:p>
@@ -260,44 +348,74 @@
       <w:r>
         <w:rPr>
           <w:b/>
+          <w:i w:val="0"/>
         </w:rPr>
         <w:t>5.</w:t>
       </w:r>
       <w:r>
+        <w:rPr>
+          <w:b w:val="0"/>
+          <w:i w:val="0"/>
+        </w:rPr>
         <w:t xml:space="preserve"> What is the primary purpose of the </w:t>
       </w:r>
       <w:r>
         <w:rPr>
           <w:b/>
+          <w:i w:val="0"/>
         </w:rPr>
         <w:t>Control Unit (CU)</w:t>
       </w:r>
       <w:r>
+        <w:rPr>
+          <w:b w:val="0"/>
+          <w:i w:val="0"/>
+        </w:rPr>
         <w:t>?</w:t>
       </w:r>
     </w:p>
     <w:p>
       <w:r>
+        <w:rPr>
+          <w:b w:val="0"/>
+          <w:i w:val="0"/>
+        </w:rPr>
         <w:t>A. To perform arithmetic and logical operations</w:t>
       </w:r>
     </w:p>
     <w:p>
       <w:r>
+        <w:rPr>
+          <w:b w:val="0"/>
+          <w:i w:val="0"/>
+        </w:rPr>
         <w:t>B. To store the immediate result of calculations</w:t>
       </w:r>
     </w:p>
     <w:p>
       <w:r>
+        <w:rPr>
+          <w:b w:val="0"/>
+          <w:i w:val="0"/>
+        </w:rPr>
         <w:t>C. To decode instructions and generate control signals that coordinate the CPU</w:t>
       </w:r>
     </w:p>
     <w:p>
       <w:r>
+        <w:rPr>
+          <w:b w:val="0"/>
+          <w:i w:val="0"/>
+        </w:rPr>
         <w:t>D. To provide fast storage of frequently used data</w:t>
       </w:r>
     </w:p>
     <w:p>
       <w:r>
+        <w:rPr>
+          <w:b w:val="0"/>
+          <w:i w:val="0"/>
+        </w:rPr>
         <w:t>Your answer: ☐</w:t>
       </w:r>
     </w:p>
@@ -305,44 +423,74 @@
       <w:r>
         <w:rPr>
           <w:b/>
+          <w:i w:val="0"/>
         </w:rPr>
         <w:t>6.</w:t>
       </w:r>
       <w:r>
+        <w:rPr>
+          <w:b w:val="0"/>
+          <w:i w:val="0"/>
+        </w:rPr>
         <w:t xml:space="preserve"> </w:t>
       </w:r>
       <w:r>
         <w:rPr>
           <w:b/>
+          <w:i w:val="0"/>
         </w:rPr>
         <w:t>Cache memory</w:t>
       </w:r>
       <w:r>
+        <w:rPr>
+          <w:b w:val="0"/>
+          <w:i w:val="0"/>
+        </w:rPr>
         <w:t xml:space="preserve"> improves performance because it is:</w:t>
       </w:r>
     </w:p>
     <w:p>
       <w:r>
+        <w:rPr>
+          <w:b w:val="0"/>
+          <w:i w:val="0"/>
+        </w:rPr>
         <w:t>A. Part of main RAM that has been reserved</w:t>
       </w:r>
     </w:p>
     <w:p>
       <w:r>
+        <w:rPr>
+          <w:b w:val="0"/>
+          <w:i w:val="0"/>
+        </w:rPr>
         <w:t>B. Small, very fast memory on or near the CPU holding frequently/recently used data</w:t>
       </w:r>
     </w:p>
     <w:p>
       <w:r>
+        <w:rPr>
+          <w:b w:val="0"/>
+          <w:i w:val="0"/>
+        </w:rPr>
         <w:t>C. A region of secondary storage used when RAM is full</w:t>
       </w:r>
     </w:p>
     <w:p>
       <w:r>
+        <w:rPr>
+          <w:b w:val="0"/>
+          <w:i w:val="0"/>
+        </w:rPr>
         <w:t>D. A register inside the ALU</w:t>
       </w:r>
     </w:p>
     <w:p>
       <w:r>
+        <w:rPr>
+          <w:b w:val="0"/>
+          <w:i w:val="0"/>
+        </w:rPr>
         <w:t>Your answer: ☐</w:t>
       </w:r>
     </w:p>
@@ -350,44 +498,74 @@
       <w:r>
         <w:rPr>
           <w:b/>
+          <w:i w:val="0"/>
         </w:rPr>
         <w:t>7.</w:t>
       </w:r>
       <w:r>
+        <w:rPr>
+          <w:b w:val="0"/>
+          <w:i w:val="0"/>
+        </w:rPr>
         <w:t xml:space="preserve"> Which statement about adding </w:t>
       </w:r>
       <w:r>
         <w:rPr>
           <w:b/>
+          <w:i w:val="0"/>
         </w:rPr>
         <w:t>more cores</w:t>
       </w:r>
       <w:r>
+        <w:rPr>
+          <w:b w:val="0"/>
+          <w:i w:val="0"/>
+        </w:rPr>
         <w:t xml:space="preserve"> is correct?</w:t>
       </w:r>
     </w:p>
     <w:p>
       <w:r>
+        <w:rPr>
+          <w:b w:val="0"/>
+          <w:i w:val="0"/>
+        </w:rPr>
         <w:t>A. More cores always doubles performance</w:t>
       </w:r>
     </w:p>
     <w:p>
       <w:r>
+        <w:rPr>
+          <w:b w:val="0"/>
+          <w:i w:val="0"/>
+        </w:rPr>
         <w:t>B. More cores only improve performance if the task can be parallelised and the software supports it</w:t>
       </w:r>
     </w:p>
     <w:p>
       <w:r>
+        <w:rPr>
+          <w:b w:val="0"/>
+          <w:i w:val="0"/>
+        </w:rPr>
         <w:t>C. More cores reduce clock speed proportionally</w:t>
       </w:r>
     </w:p>
     <w:p>
       <w:r>
+        <w:rPr>
+          <w:b w:val="0"/>
+          <w:i w:val="0"/>
+        </w:rPr>
         <w:t>D. More cores remove the need for cache</w:t>
       </w:r>
     </w:p>
     <w:p>
       <w:r>
+        <w:rPr>
+          <w:b w:val="0"/>
+          <w:i w:val="0"/>
+        </w:rPr>
         <w:t>Your answer: ☐</w:t>
       </w:r>
     </w:p>
@@ -395,44 +573,74 @@
       <w:r>
         <w:rPr>
           <w:b/>
+          <w:i w:val="0"/>
         </w:rPr>
         <w:t>8.</w:t>
       </w:r>
       <w:r>
+        <w:rPr>
+          <w:b w:val="0"/>
+          <w:i w:val="0"/>
+        </w:rPr>
         <w:t xml:space="preserve"> </w:t>
       </w:r>
       <w:r>
         <w:rPr>
           <w:b/>
+          <w:i w:val="0"/>
         </w:rPr>
         <w:t>Pipelining</w:t>
       </w:r>
       <w:r>
+        <w:rPr>
+          <w:b w:val="0"/>
+          <w:i w:val="0"/>
+        </w:rPr>
         <w:t xml:space="preserve"> increases performance by:</w:t>
       </w:r>
     </w:p>
     <w:p>
       <w:r>
+        <w:rPr>
+          <w:b w:val="0"/>
+          <w:i w:val="0"/>
+        </w:rPr>
         <w:t>A. Increasing the clock speed automatically</w:t>
       </w:r>
     </w:p>
     <w:p>
       <w:r>
+        <w:rPr>
+          <w:b w:val="0"/>
+          <w:i w:val="0"/>
+        </w:rPr>
         <w:t>B. Overlapping the fetch, decode and execute stages of consecutive instructions</w:t>
       </w:r>
     </w:p>
     <w:p>
       <w:r>
+        <w:rPr>
+          <w:b w:val="0"/>
+          <w:i w:val="0"/>
+        </w:rPr>
         <w:t>C. Doubling the width of the data bus</w:t>
       </w:r>
     </w:p>
     <w:p>
       <w:r>
+        <w:rPr>
+          <w:b w:val="0"/>
+          <w:i w:val="0"/>
+        </w:rPr>
         <w:t>D. Storing more instructions in the accumulator</w:t>
       </w:r>
     </w:p>
     <w:p>
       <w:r>
+        <w:rPr>
+          <w:b w:val="0"/>
+          <w:i w:val="0"/>
+        </w:rPr>
         <w:t>Your answer: ☐</w:t>
       </w:r>
     </w:p>
@@ -441,6 +649,10 @@
         <w:pStyle w:val="Heading2"/>
       </w:pPr>
       <w:r>
+        <w:rPr>
+          <w:b w:val="0"/>
+          <w:i w:val="0"/>
+        </w:rPr>
         <w:t>Section B — Short answer (12 marks)</w:t>
       </w:r>
     </w:p>
@@ -448,15 +660,21 @@
       <w:r>
         <w:rPr>
           <w:b/>
+          <w:i w:val="0"/>
         </w:rPr>
         <w:t>9.</w:t>
       </w:r>
       <w:r>
+        <w:rPr>
+          <w:b w:val="0"/>
+          <w:i w:val="0"/>
+        </w:rPr>
         <w:t xml:space="preserve"> State the full name of each register and give its role. </w:t>
       </w:r>
       <w:r>
         <w:rPr>
           <w:b/>
+          <w:i w:val="0"/>
         </w:rPr>
         <w:t>[3]</w:t>
       </w:r>
@@ -498,36 +716,11 @@
         <w:pStyle w:val="ListBullet"/>
       </w:pPr>
       <w:r>
-        <w:t xml:space="preserve">MAR: </w:t>
-      </w:r>
-      <w:r>
         <w:rPr>
-          <w:b/>
+          <w:b w:val="0"/>
+          <w:i w:val="0"/>
         </w:rPr>
-        <w:t>_</w:t>
-      </w:r>
-      <w:r>
-        <w:rPr>
-          <w:b/>
-        </w:rPr>
-        <w:t>_</w:t>
-      </w:r>
-      <w:r>
-        <w:rPr>
-          <w:b/>
-        </w:rPr>
-        <w:t>_</w:t>
-      </w:r>
-      <w:r>
-        <w:rPr>
-          <w:b/>
-        </w:rPr>
-        <w:t>_</w:t>
-      </w:r>
-      <w:r>
-        <w:rPr>
-          <w:b/>
-        </w:rPr>
+        <w:t>MAR: ________________________</w:t>
       </w:r>
     </w:p>
     <w:p>
@@ -535,36 +728,11 @@
         <w:pStyle w:val="ListBullet"/>
       </w:pPr>
       <w:r>
-        <w:t xml:space="preserve">MDR: </w:t>
-      </w:r>
-      <w:r>
         <w:rPr>
-          <w:b/>
+          <w:b w:val="0"/>
+          <w:i w:val="0"/>
         </w:rPr>
-        <w:t>_</w:t>
-      </w:r>
-      <w:r>
-        <w:rPr>
-          <w:b/>
-        </w:rPr>
-        <w:t>_</w:t>
-      </w:r>
-      <w:r>
-        <w:rPr>
-          <w:b/>
-        </w:rPr>
-        <w:t>_</w:t>
-      </w:r>
-      <w:r>
-        <w:rPr>
-          <w:b/>
-        </w:rPr>
-        <w:t>_</w:t>
-      </w:r>
-      <w:r>
-        <w:rPr>
-          <w:b/>
-        </w:rPr>
+        <w:t>MDR: ________________________</w:t>
       </w:r>
     </w:p>
     <w:p>
@@ -572,60 +740,46 @@
         <w:pStyle w:val="ListBullet"/>
       </w:pPr>
       <w:r>
-        <w:t xml:space="preserve">CIR: </w:t>
-      </w:r>
-      <w:r>
         <w:rPr>
-          <w:b/>
+          <w:b w:val="0"/>
+          <w:i w:val="0"/>
         </w:rPr>
-        <w:t>_</w:t>
-      </w:r>
-      <w:r>
-        <w:rPr>
-          <w:b/>
-        </w:rPr>
-        <w:t>_</w:t>
-      </w:r>
-      <w:r>
-        <w:rPr>
-          <w:b/>
-        </w:rPr>
-        <w:t>_</w:t>
-      </w:r>
-      <w:r>
-        <w:rPr>
-          <w:b/>
-        </w:rPr>
-        <w:t>_</w:t>
-      </w:r>
-      <w:r>
-        <w:rPr>
-          <w:b/>
-        </w:rPr>
+        <w:t>CIR: ________________________</w:t>
       </w:r>
     </w:p>
     <w:p>
       <w:r>
         <w:rPr>
           <w:b/>
+          <w:i w:val="0"/>
         </w:rPr>
         <w:t>10.</w:t>
       </w:r>
       <w:r>
+        <w:rPr>
+          <w:b w:val="0"/>
+          <w:i w:val="0"/>
+        </w:rPr>
         <w:t xml:space="preserve"> Describe the role of the </w:t>
       </w:r>
       <w:r>
         <w:rPr>
           <w:b/>
+          <w:i w:val="0"/>
         </w:rPr>
         <w:t>ALU</w:t>
       </w:r>
       <w:r>
+        <w:rPr>
+          <w:b w:val="0"/>
+          <w:i w:val="0"/>
+        </w:rPr>
         <w:t xml:space="preserve"> within the processor. </w:t>
       </w:r>
       <w:r>
         <w:rPr>
           <w:b/>
+          <w:i w:val="0"/>
         </w:rPr>
         <w:t>[2]</w:t>
       </w:r>
@@ -672,24 +826,35 @@
       <w:r>
         <w:rPr>
           <w:b/>
+          <w:i w:val="0"/>
         </w:rPr>
         <w:t>11.</w:t>
       </w:r>
       <w:r>
+        <w:rPr>
+          <w:b w:val="0"/>
+          <w:i w:val="0"/>
+        </w:rPr>
         <w:t xml:space="preserve"> A CPU has a </w:t>
       </w:r>
       <w:r>
         <w:rPr>
           <w:b/>
+          <w:i w:val="0"/>
         </w:rPr>
         <w:t>16-bit address bus</w:t>
       </w:r>
       <w:r>
+        <w:rPr>
+          <w:b w:val="0"/>
+          <w:i w:val="0"/>
+        </w:rPr>
         <w:t xml:space="preserve">. Calculate the maximum number of memory locations that can be addressed. Show your working. </w:t>
       </w:r>
       <w:r>
         <w:rPr>
           <w:b/>
+          <w:i w:val="0"/>
         </w:rPr>
         <w:t>[2]</w:t>
       </w:r>
@@ -736,33 +901,49 @@
       <w:r>
         <w:rPr>
           <w:b/>
+          <w:i w:val="0"/>
         </w:rPr>
         <w:t>12.</w:t>
       </w:r>
       <w:r>
+        <w:rPr>
+          <w:b w:val="0"/>
+          <w:i w:val="0"/>
+        </w:rPr>
         <w:t xml:space="preserve"> Explain how increasing the </w:t>
       </w:r>
       <w:r>
         <w:rPr>
           <w:b/>
+          <w:i w:val="0"/>
         </w:rPr>
         <w:t>clock speed</w:t>
       </w:r>
       <w:r>
+        <w:rPr>
+          <w:b w:val="0"/>
+          <w:i w:val="0"/>
+        </w:rPr>
         <w:t xml:space="preserve"> can improve CPU performance, and state </w:t>
       </w:r>
       <w:r>
         <w:rPr>
           <w:b/>
+          <w:i w:val="0"/>
         </w:rPr>
         <w:t>one</w:t>
       </w:r>
       <w:r>
+        <w:rPr>
+          <w:b w:val="0"/>
+          <w:i w:val="0"/>
+        </w:rPr>
         <w:t xml:space="preserve"> factor that limits how high clock speed can go. </w:t>
       </w:r>
       <w:r>
         <w:rPr>
           <w:b/>
+          <w:i w:val="0"/>
         </w:rPr>
         <w:t>[2]</w:t>
       </w:r>
@@ -809,33 +990,49 @@
       <w:r>
         <w:rPr>
           <w:b/>
+          <w:i w:val="0"/>
         </w:rPr>
         <w:t>13.</w:t>
       </w:r>
       <w:r>
+        <w:rPr>
+          <w:b w:val="0"/>
+          <w:i w:val="0"/>
+        </w:rPr>
         <w:t xml:space="preserve"> Explain the difference between the </w:t>
       </w:r>
       <w:r>
         <w:rPr>
           <w:b/>
+          <w:i w:val="0"/>
         </w:rPr>
         <w:t>L1</w:t>
       </w:r>
       <w:r>
+        <w:rPr>
+          <w:b w:val="0"/>
+          <w:i w:val="0"/>
+        </w:rPr>
         <w:t xml:space="preserve"> and </w:t>
       </w:r>
       <w:r>
         <w:rPr>
           <w:b/>
+          <w:i w:val="0"/>
         </w:rPr>
         <w:t>L3</w:t>
       </w:r>
       <w:r>
+        <w:rPr>
+          <w:b w:val="0"/>
+          <w:i w:val="0"/>
+        </w:rPr>
         <w:t xml:space="preserve"> cache in terms of speed and size, and state the order in which the CPU checks them. </w:t>
       </w:r>
       <w:r>
         <w:rPr>
           <w:b/>
+          <w:i w:val="0"/>
         </w:rPr>
         <w:t>[2]</w:t>
       </w:r>
@@ -882,24 +1079,35 @@
       <w:r>
         <w:rPr>
           <w:b/>
+          <w:i w:val="0"/>
         </w:rPr>
         <w:t>14.</w:t>
       </w:r>
       <w:r>
+        <w:rPr>
+          <w:b w:val="0"/>
+          <w:i w:val="0"/>
+        </w:rPr>
         <w:t xml:space="preserve"> A </w:t>
       </w:r>
       <w:r>
         <w:rPr>
           <w:b/>
+          <w:i w:val="0"/>
         </w:rPr>
         <w:t>jump (branch)</w:t>
       </w:r>
       <w:r>
+        <w:rPr>
+          <w:b w:val="0"/>
+          <w:i w:val="0"/>
+        </w:rPr>
         <w:t xml:space="preserve"> instruction is executed. Explain what happens to the PC and why this can cause a problem for a pipelined processor. </w:t>
       </w:r>
       <w:r>
         <w:rPr>
           <w:b/>
+          <w:i w:val="0"/>
         </w:rPr>
         <w:t>[1]</w:t>
       </w:r>
@@ -932,6 +1140,10 @@
         <w:pStyle w:val="Heading2"/>
       </w:pPr>
       <w:r>
+        <w:rPr>
+          <w:b w:val="0"/>
+          <w:i w:val="0"/>
+        </w:rPr>
         <w:t>Section C — Exam-style question (5 marks)</w:t>
       </w:r>
     </w:p>
@@ -939,20 +1151,30 @@
       <w:r>
         <w:rPr>
           <w:b/>
+          <w:i w:val="0"/>
         </w:rPr>
         <w:t>15.</w:t>
       </w:r>
       <w:r>
+        <w:rPr>
+          <w:b w:val="0"/>
+          <w:i w:val="0"/>
+        </w:rPr>
         <w:t xml:space="preserve"> A games developer is comparing two processors. Processor X has a higher clock speed but a single core; Processor Y has a lower clock speed but four cores and a larger cache.</w:t>
       </w:r>
     </w:p>
     <w:p>
       <w:r>
+        <w:rPr>
+          <w:b w:val="0"/>
+          <w:i w:val="0"/>
+        </w:rPr>
         <w:t xml:space="preserve">Discuss the factors the developer should consider when deciding which processor will give better performance for their game. </w:t>
       </w:r>
       <w:r>
         <w:rPr>
           <w:b/>
+          <w:i w:val="0"/>
         </w:rPr>
         <w:t>(AO2/AO3) [5]</w:t>
       </w:r>

--- a/Course/1 Component 1 - Computer Systems/1.1 Processors, Input, Output and Storage/1.1.1 Structure and Function of the Processor/3 Worksheet (editable).docx
+++ b/Course/1 Component 1 - Computer Systems/1.1 Processors, Input, Output and Storage/1.1.1 Structure and Function of the Processor/3 Worksheet (editable).docx
@@ -679,38 +679,32 @@
         <w:t>[3]</w:t>
       </w:r>
     </w:p>
-    <w:p>
-      <w:pPr>
-        <w:spacing w:before="260"/>
-        <w:pBdr>
-          <w:bottom w:val="single" w:sz="4" w:space="1" w:color="AAB4C0"/>
-        </w:pBdr>
-      </w:pPr>
-    </w:p>
-    <w:p>
-      <w:pPr>
-        <w:spacing w:before="260"/>
-        <w:pBdr>
-          <w:bottom w:val="single" w:sz="4" w:space="1" w:color="AAB4C0"/>
-        </w:pBdr>
-      </w:pPr>
-    </w:p>
-    <w:p>
-      <w:pPr>
-        <w:spacing w:before="260"/>
-        <w:pBdr>
-          <w:bottom w:val="single" w:sz="4" w:space="1" w:color="AAB4C0"/>
-        </w:pBdr>
-      </w:pPr>
-    </w:p>
-    <w:p>
-      <w:pPr>
-        <w:spacing w:before="260"/>
-        <w:pBdr>
-          <w:bottom w:val="single" w:sz="4" w:space="1" w:color="AAB4C0"/>
-        </w:pBdr>
-      </w:pPr>
-    </w:p>
+    <w:tbl>
+      <w:tblPr>
+        <w:tblStyle w:val="TableGrid"/>
+        <w:tblW w:type="auto" w:w="0"/>
+        <w:tblLook w:firstColumn="1" w:firstRow="1" w:lastColumn="0" w:lastRow="0" w:noHBand="0" w:noVBand="1" w:val="04A0"/>
+      </w:tblPr>
+      <w:tblGrid>
+        <w:gridCol w:w="8640"/>
+      </w:tblGrid>
+      <w:tr>
+        <w:trPr>
+          <w:trHeight w:val="1360" w:hRule="atLeast"/>
+        </w:trPr>
+        <w:tc>
+          <w:tcPr>
+            <w:tcW w:type="dxa" w:w="8640"/>
+          </w:tcPr>
+          <w:p>
+            <w:pPr>
+              <w:spacing w:before="40"/>
+            </w:pPr>
+          </w:p>
+        </w:tc>
+      </w:tr>
+    </w:tbl>
+    <w:p/>
     <w:p>
       <w:pPr>
         <w:pStyle w:val="ListBullet"/>
@@ -784,30 +778,32 @@
         <w:t>[2]</w:t>
       </w:r>
     </w:p>
-    <w:p>
-      <w:pPr>
-        <w:spacing w:before="260"/>
-        <w:pBdr>
-          <w:bottom w:val="single" w:sz="4" w:space="1" w:color="AAB4C0"/>
-        </w:pBdr>
-      </w:pPr>
-    </w:p>
-    <w:p>
-      <w:pPr>
-        <w:spacing w:before="260"/>
-        <w:pBdr>
-          <w:bottom w:val="single" w:sz="4" w:space="1" w:color="AAB4C0"/>
-        </w:pBdr>
-      </w:pPr>
-    </w:p>
-    <w:p>
-      <w:pPr>
-        <w:spacing w:before="260"/>
-        <w:pBdr>
-          <w:bottom w:val="single" w:sz="4" w:space="1" w:color="AAB4C0"/>
-        </w:pBdr>
-      </w:pPr>
-    </w:p>
+    <w:tbl>
+      <w:tblPr>
+        <w:tblStyle w:val="TableGrid"/>
+        <w:tblW w:type="auto" w:w="0"/>
+        <w:tblLook w:firstColumn="1" w:firstRow="1" w:lastColumn="0" w:lastRow="0" w:noHBand="0" w:noVBand="1" w:val="04A0"/>
+      </w:tblPr>
+      <w:tblGrid>
+        <w:gridCol w:w="8640"/>
+      </w:tblGrid>
+      <w:tr>
+        <w:trPr>
+          <w:trHeight w:val="1020" w:hRule="atLeast"/>
+        </w:trPr>
+        <w:tc>
+          <w:tcPr>
+            <w:tcW w:type="dxa" w:w="8640"/>
+          </w:tcPr>
+          <w:p>
+            <w:pPr>
+              <w:spacing w:before="40"/>
+            </w:pPr>
+          </w:p>
+        </w:tc>
+      </w:tr>
+    </w:tbl>
+    <w:p/>
     <w:p>
       <w:pPr>
         <w:pBdr>
@@ -859,30 +855,32 @@
         <w:t>[2]</w:t>
       </w:r>
     </w:p>
-    <w:p>
-      <w:pPr>
-        <w:spacing w:before="260"/>
-        <w:pBdr>
-          <w:bottom w:val="single" w:sz="4" w:space="1" w:color="AAB4C0"/>
-        </w:pBdr>
-      </w:pPr>
-    </w:p>
-    <w:p>
-      <w:pPr>
-        <w:spacing w:before="260"/>
-        <w:pBdr>
-          <w:bottom w:val="single" w:sz="4" w:space="1" w:color="AAB4C0"/>
-        </w:pBdr>
-      </w:pPr>
-    </w:p>
-    <w:p>
-      <w:pPr>
-        <w:spacing w:before="260"/>
-        <w:pBdr>
-          <w:bottom w:val="single" w:sz="4" w:space="1" w:color="AAB4C0"/>
-        </w:pBdr>
-      </w:pPr>
-    </w:p>
+    <w:tbl>
+      <w:tblPr>
+        <w:tblStyle w:val="TableGrid"/>
+        <w:tblW w:type="auto" w:w="0"/>
+        <w:tblLook w:firstColumn="1" w:firstRow="1" w:lastColumn="0" w:lastRow="0" w:noHBand="0" w:noVBand="1" w:val="04A0"/>
+      </w:tblPr>
+      <w:tblGrid>
+        <w:gridCol w:w="8640"/>
+      </w:tblGrid>
+      <w:tr>
+        <w:trPr>
+          <w:trHeight w:val="1020" w:hRule="atLeast"/>
+        </w:trPr>
+        <w:tc>
+          <w:tcPr>
+            <w:tcW w:type="dxa" w:w="8640"/>
+          </w:tcPr>
+          <w:p>
+            <w:pPr>
+              <w:spacing w:before="40"/>
+            </w:pPr>
+          </w:p>
+        </w:tc>
+      </w:tr>
+    </w:tbl>
+    <w:p/>
     <w:p>
       <w:pPr>
         <w:pBdr>
@@ -948,30 +946,32 @@
         <w:t>[2]</w:t>
       </w:r>
     </w:p>
-    <w:p>
-      <w:pPr>
-        <w:spacing w:before="260"/>
-        <w:pBdr>
-          <w:bottom w:val="single" w:sz="4" w:space="1" w:color="AAB4C0"/>
-        </w:pBdr>
-      </w:pPr>
-    </w:p>
-    <w:p>
-      <w:pPr>
-        <w:spacing w:before="260"/>
-        <w:pBdr>
-          <w:bottom w:val="single" w:sz="4" w:space="1" w:color="AAB4C0"/>
-        </w:pBdr>
-      </w:pPr>
-    </w:p>
-    <w:p>
-      <w:pPr>
-        <w:spacing w:before="260"/>
-        <w:pBdr>
-          <w:bottom w:val="single" w:sz="4" w:space="1" w:color="AAB4C0"/>
-        </w:pBdr>
-      </w:pPr>
-    </w:p>
+    <w:tbl>
+      <w:tblPr>
+        <w:tblStyle w:val="TableGrid"/>
+        <w:tblW w:type="auto" w:w="0"/>
+        <w:tblLook w:firstColumn="1" w:firstRow="1" w:lastColumn="0" w:lastRow="0" w:noHBand="0" w:noVBand="1" w:val="04A0"/>
+      </w:tblPr>
+      <w:tblGrid>
+        <w:gridCol w:w="8640"/>
+      </w:tblGrid>
+      <w:tr>
+        <w:trPr>
+          <w:trHeight w:val="1020" w:hRule="atLeast"/>
+        </w:trPr>
+        <w:tc>
+          <w:tcPr>
+            <w:tcW w:type="dxa" w:w="8640"/>
+          </w:tcPr>
+          <w:p>
+            <w:pPr>
+              <w:spacing w:before="40"/>
+            </w:pPr>
+          </w:p>
+        </w:tc>
+      </w:tr>
+    </w:tbl>
+    <w:p/>
     <w:p>
       <w:pPr>
         <w:pBdr>
@@ -1037,30 +1037,32 @@
         <w:t>[2]</w:t>
       </w:r>
     </w:p>
-    <w:p>
-      <w:pPr>
-        <w:spacing w:before="260"/>
-        <w:pBdr>
-          <w:bottom w:val="single" w:sz="4" w:space="1" w:color="AAB4C0"/>
-        </w:pBdr>
-      </w:pPr>
-    </w:p>
-    <w:p>
-      <w:pPr>
-        <w:spacing w:before="260"/>
-        <w:pBdr>
-          <w:bottom w:val="single" w:sz="4" w:space="1" w:color="AAB4C0"/>
-        </w:pBdr>
-      </w:pPr>
-    </w:p>
-    <w:p>
-      <w:pPr>
-        <w:spacing w:before="260"/>
-        <w:pBdr>
-          <w:bottom w:val="single" w:sz="4" w:space="1" w:color="AAB4C0"/>
-        </w:pBdr>
-      </w:pPr>
-    </w:p>
+    <w:tbl>
+      <w:tblPr>
+        <w:tblStyle w:val="TableGrid"/>
+        <w:tblW w:type="auto" w:w="0"/>
+        <w:tblLook w:firstColumn="1" w:firstRow="1" w:lastColumn="0" w:lastRow="0" w:noHBand="0" w:noVBand="1" w:val="04A0"/>
+      </w:tblPr>
+      <w:tblGrid>
+        <w:gridCol w:w="8640"/>
+      </w:tblGrid>
+      <w:tr>
+        <w:trPr>
+          <w:trHeight w:val="1020" w:hRule="atLeast"/>
+        </w:trPr>
+        <w:tc>
+          <w:tcPr>
+            <w:tcW w:type="dxa" w:w="8640"/>
+          </w:tcPr>
+          <w:p>
+            <w:pPr>
+              <w:spacing w:before="40"/>
+            </w:pPr>
+          </w:p>
+        </w:tc>
+      </w:tr>
+    </w:tbl>
+    <w:p/>
     <w:p>
       <w:pPr>
         <w:pBdr>
@@ -1112,22 +1114,32 @@
         <w:t>[1]</w:t>
       </w:r>
     </w:p>
-    <w:p>
-      <w:pPr>
-        <w:spacing w:before="260"/>
-        <w:pBdr>
-          <w:bottom w:val="single" w:sz="4" w:space="1" w:color="AAB4C0"/>
-        </w:pBdr>
-      </w:pPr>
-    </w:p>
-    <w:p>
-      <w:pPr>
-        <w:spacing w:before="260"/>
-        <w:pBdr>
-          <w:bottom w:val="single" w:sz="4" w:space="1" w:color="AAB4C0"/>
-        </w:pBdr>
-      </w:pPr>
-    </w:p>
+    <w:tbl>
+      <w:tblPr>
+        <w:tblStyle w:val="TableGrid"/>
+        <w:tblW w:type="auto" w:w="0"/>
+        <w:tblLook w:firstColumn="1" w:firstRow="1" w:lastColumn="0" w:lastRow="0" w:noHBand="0" w:noVBand="1" w:val="04A0"/>
+      </w:tblPr>
+      <w:tblGrid>
+        <w:gridCol w:w="8640"/>
+      </w:tblGrid>
+      <w:tr>
+        <w:trPr>
+          <w:trHeight w:val="680" w:hRule="atLeast"/>
+        </w:trPr>
+        <w:tc>
+          <w:tcPr>
+            <w:tcW w:type="dxa" w:w="8640"/>
+          </w:tcPr>
+          <w:p>
+            <w:pPr>
+              <w:spacing w:before="40"/>
+            </w:pPr>
+          </w:p>
+        </w:tc>
+      </w:tr>
+    </w:tbl>
+    <w:p/>
     <w:p>
       <w:pPr>
         <w:pBdr>
@@ -1179,62 +1191,32 @@
         <w:t>(AO2/AO3) [5]</w:t>
       </w:r>
     </w:p>
-    <w:p>
-      <w:pPr>
-        <w:spacing w:before="260"/>
-        <w:pBdr>
-          <w:bottom w:val="single" w:sz="4" w:space="1" w:color="AAB4C0"/>
-        </w:pBdr>
-      </w:pPr>
-    </w:p>
-    <w:p>
-      <w:pPr>
-        <w:spacing w:before="260"/>
-        <w:pBdr>
-          <w:bottom w:val="single" w:sz="4" w:space="1" w:color="AAB4C0"/>
-        </w:pBdr>
-      </w:pPr>
-    </w:p>
-    <w:p>
-      <w:pPr>
-        <w:spacing w:before="260"/>
-        <w:pBdr>
-          <w:bottom w:val="single" w:sz="4" w:space="1" w:color="AAB4C0"/>
-        </w:pBdr>
-      </w:pPr>
-    </w:p>
-    <w:p>
-      <w:pPr>
-        <w:spacing w:before="260"/>
-        <w:pBdr>
-          <w:bottom w:val="single" w:sz="4" w:space="1" w:color="AAB4C0"/>
-        </w:pBdr>
-      </w:pPr>
-    </w:p>
-    <w:p>
-      <w:pPr>
-        <w:spacing w:before="260"/>
-        <w:pBdr>
-          <w:bottom w:val="single" w:sz="4" w:space="1" w:color="AAB4C0"/>
-        </w:pBdr>
-      </w:pPr>
-    </w:p>
-    <w:p>
-      <w:pPr>
-        <w:spacing w:before="260"/>
-        <w:pBdr>
-          <w:bottom w:val="single" w:sz="4" w:space="1" w:color="AAB4C0"/>
-        </w:pBdr>
-      </w:pPr>
-    </w:p>
-    <w:p>
-      <w:pPr>
-        <w:spacing w:before="260"/>
-        <w:pBdr>
-          <w:bottom w:val="single" w:sz="4" w:space="1" w:color="AAB4C0"/>
-        </w:pBdr>
-      </w:pPr>
-    </w:p>
+    <w:tbl>
+      <w:tblPr>
+        <w:tblStyle w:val="TableGrid"/>
+        <w:tblW w:type="auto" w:w="0"/>
+        <w:tblLook w:firstColumn="1" w:firstRow="1" w:lastColumn="0" w:lastRow="0" w:noHBand="0" w:noVBand="1" w:val="04A0"/>
+      </w:tblPr>
+      <w:tblGrid>
+        <w:gridCol w:w="8640"/>
+      </w:tblGrid>
+      <w:tr>
+        <w:trPr>
+          <w:trHeight w:val="2380" w:hRule="atLeast"/>
+        </w:trPr>
+        <w:tc>
+          <w:tcPr>
+            <w:tcW w:type="dxa" w:w="8640"/>
+          </w:tcPr>
+          <w:p>
+            <w:pPr>
+              <w:spacing w:before="40"/>
+            </w:pPr>
+          </w:p>
+        </w:tc>
+      </w:tr>
+    </w:tbl>
+    <w:p/>
     <w:p>
       <w:pPr>
         <w:pBdr>
